--- a/docs/QI_FedDetect_IEEE_Final.docx
+++ b/docs/QI_FedDetect_IEEE_Final.docx
@@ -15,7 +15,7 @@
         <w:pStyle w:val="DOI"/>
       </w:pPr>
       <w:r>
-        <w:t>Digital Object Identifier 10.1109/ACCESS.2025.Doi Number</w:t>
+        <w:t>Digital Object Identifier 10.1109/ACCESS.2026.Doi Number</w:t>
       </w:r>
     </w:p>
     <w:p>
@@ -67,7 +67,7 @@
         <w:t xml:space="preserve">ABSTRACT </w:t>
       </w:r>
       <w:r>
-        <w:t>The proliferation of Internet of Things (IoT) devices has created vast heterogeneous network environments increasingly targeted by sophisticated cyber attacks. Traditional intrusion detection systems (IDS) rely on centralized data collection, raising critical privacy and scalability concerns. Federated learning (FL) offers a compelling distributed training paradigm; however, Byzantine participants — clients that submit corrupted model updates — can silently degrade global model quality without detection. This paper presents QI-FedDetect, a quantum-inspired federated intrusion detection framework integrating variational quantum circuit (VQC)-based feature encoding with a Quantum Jensen-Shannon Divergence (QJSD) Byzantine Detection Module (BDM). We evaluate QI-FedDetect on NSL-KDD and CICIDS2017 against five baselines: FedAvg, FedProx, Krum, Trimmed Mean, and FLTrust. On NSL-KDD, QI-FedDetect achieves 76.14% accuracy and 73.90% macro F1-score with a Byzantine detection rate of 60.83% versus 0% for all non-detecting baselines. On CICIDS2017, QI-FedDetect attains 99.97% accuracy and 100% Byzantine detection. Ablation studies confirm independent contributions of both VQC encoding and BDM: removing VQC reduces detection rate by 18.33 percentage points, while removing BDM eliminates Byzantine detection entirely. Robustness experiments across Byzantine fractions beta in {0.1, 0.2, 0.3} and non-IID levels alpha in {0.1, 0.5, 1.0} demonstrate consistent superiority. Statistical significance (Wilcoxon signed-rank, p &lt; 0.05) is confirmed for all primary comparisons. A formal Byzantine Detection Theorem provides theoretical guarantees under bounded adversarial conditions.</w:t>
+        <w:t>The proliferation of Internet of Things (IoT) devices has created vast heterogeneous network environments increasingly targeted by sophisticated cyber attacks. Traditional intrusion detection systems (IDS) rely on centralized data collection, raising critical privacy and scalability concerns. Federated learning (FL) offers a compelling distributed training paradigm; however, Byzantine participants — clients that submit corrupted model updates — can silently degrade global model quality without detection. This paper presents QI-FedDetect, a quantum-inspired federated intrusion detection framework integrating variational quantum circuit (VQC)-based feature encoding with a Quantum Jensen-Shannon Divergence (QJSD) Byzantine Detection Module (BDM). We evaluate QI-FedDetect on NSL-KDD and CICIDS2017 against five baselines: FedAvg, FedProx, Krum, Trimmed Mean, and FLTrust-style. On NSL-KDD, QI-FedDetect achieves 76.14% accuracy and 73.90% macro F1-score with a Byzantine detection rate of 60.83% versus 0% for all non-detecting baselines. On CICIDS2017, QI-FedDetect attains 99.97% accuracy and 100% Byzantine detection. Ablation studies confirm independent contributions of both VQC encoding and BDM: removing VQC reduces detection rate by 18.33 percentage points, while removing BDM eliminates Byzantine detection entirely. Robustness experiments across Byzantine fractions beta in {0.1, 0.2, 0.3} and non-IID levels alpha in {0.1, 0.5, 1.0} demonstrate consistent superiority. Statistical significance (Wilcoxon signed-rank, p &lt; 0.05) is confirmed for all primary comparisons. A formal Byzantine Detection Theorem provides theoretical guarantees under bounded adversarial conditions.</w:t>
       </w:r>
     </w:p>
     <w:p>
@@ -149,7 +149,7 @@
         <w:pStyle w:val="PARAIndent"/>
       </w:pPr>
       <w:r>
-        <w:t>2)  Byzantine Detection Theorem: A formal theorem with proof providing detection guarantees under bounded adversarial conditions using Quantum Jensen-Shannon Divergence (QJSD).</w:t>
+        <w:t>2)  Byzantine Detection Theorem: A formal theorem with proof providing detection guarantees under bounded adversarial conditions using direction-aware Quantum Jensen-Shannon Divergence (QJSD).</w:t>
       </w:r>
     </w:p>
     <w:p>
@@ -213,7 +213,7 @@
         <w:pStyle w:val="PARA"/>
       </w:pPr>
       <w:r>
-        <w:t>Blanchard et al. [22] introduced Krum, selecting the update geometrically closest to its n-f neighbors. Yin et al. [12] proposed Trimmed Mean, removing extreme gradient values. Cao et al. [10] proposed FLTrust, using a clean root dataset at the server to score updates by cosine similarity. Fang et al. [26] showed local model poisoning attacks can circumvent Byzantine-robust aggregation. Our approach uses QJSD on quantum-amplitude gradient representations, enabling detection without server-side ground truth data.</w:t>
+        <w:t>Blanchard et al. [22] introduced Krum, selecting the update geometrically closest to its n-f neighbors. Yin et al. [12] proposed Trimmed Mean, removing extreme gradient values. Cao et al. [10] proposed FLTrust-style, using a clean root dataset at the server to score updates by cosine similarity. Fang et al. [26] showed local model poisoning attacks can circumvent Byzantine-robust aggregation. Our approach uses QJSD on quantum-amplitude gradient representations, enabling detection without server-side ground truth data.</w:t>
       </w:r>
     </w:p>
     <w:p>
@@ -1327,7 +1327,7 @@
               <w:rPr>
                 <w:sz w:val="15"/>
               </w:rPr>
-              <w:t>FLTrust [10]</w:t>
+              <w:t>FLTrust-style [10]</w:t>
             </w:r>
           </w:p>
         </w:tc>
@@ -2886,7 +2886,7 @@
         <w:pStyle w:val="PARA"/>
       </w:pPr>
       <w:r>
-        <w:t>FedAvg [8]: Standard weighted averaging, no Byzantine defence. FedProx [9]: FedAvg with proximal regularisation (mu = 0.01). Krum [22]: Selects update closest to its n-f-2 nearest neighbours. Trimmed Mean [12]: Coordinate-wise averaging after removing top and bottom beta fractions. FLTrust [10]: Weights updates by cosine similarity to a clean server gradient from a 1% root dataset.</w:t>
+        <w:t>FedAvg [8]: Standard weighted averaging, no Byzantine defence. FedProx [9]: FedAvg with proximal regularisation (mu = 0.01). Krum [22]: Selects update closest to its n-f-2 nearest neighbours. Trimmed Mean [12]: Coordinate-wise averaging after removing top and bottom beta fractions. FLTrust-style [10]: Weights updates by cosine similarity to a clean server gradient from a 1% root dataset.</w:t>
       </w:r>
     </w:p>
     <w:p>
@@ -3191,7 +3191,7 @@
               <w:rPr>
                 <w:sz w:val="15"/>
               </w:rPr>
-              <w:t>FLTrust [10]</w:t>
+              <w:t>FLTrust-style [10]</w:t>
             </w:r>
           </w:p>
         </w:tc>
@@ -3674,7 +3674,7 @@
         <w:pStyle w:val="PARA"/>
       </w:pPr>
       <w:r>
-        <w:t>QI-FedDetect achieves the highest Byzantine detection rate (60.83%), outperforming FLTrust (41.67%), Trimmed Mean (23.33%), and Krum (18.33%). The F1 advantage over FedAvg (73.90% vs 71.36%, p=0.031) reflects improved minority-class recall from cleaner gradient aggregation after Byzantine exclusion.</w:t>
+        <w:t>QI-FedDetect achieves the highest Byzantine detection rate (60.83%), outperforming FLTrust-style (41.67%), Trimmed Mean (23.33%), and Krum (18.33%). The F1 advantage over FedAvg (73.90% vs 71.36%, p=0.031) reflects improved minority-class recall from cleaner gradient aggregation after Byzantine exclusion.</w:t>
       </w:r>
     </w:p>
     <w:p>
@@ -3939,7 +3939,7 @@
               <w:rPr>
                 <w:sz w:val="15"/>
               </w:rPr>
-              <w:t>FLTrust [10]</w:t>
+              <w:t>FLTrust-style [10]</w:t>
             </w:r>
           </w:p>
         </w:tc>
@@ -4679,7 +4679,7 @@
               <w:rPr>
                 <w:sz w:val="15"/>
               </w:rPr>
-              <w:t>FLTrust</w:t>
+              <w:t>FLTrust-style</w:t>
             </w:r>
           </w:p>
         </w:tc>
@@ -5517,7 +5517,7 @@
               <w:rPr>
                 <w:sz w:val="15"/>
               </w:rPr>
-              <w:t>FLTrust Det.</w:t>
+              <w:t>FLTrust-style Det.</w:t>
             </w:r>
           </w:p>
         </w:tc>
@@ -5600,7 +5600,7 @@
         <w:pStyle w:val="FigCaption"/>
       </w:pPr>
       <w:r>
-        <w:t>QI-FedDetect maintains consistent advantage over FLTrust at all heterogeneity levels.</w:t>
+        <w:t>QI-FedDetect maintains consistent advantage over FLTrust-style at all heterogeneity levels.</w:t>
       </w:r>
     </w:p>
     <w:p>
@@ -6468,7 +6468,7 @@
               <w:rPr>
                 <w:sz w:val="15"/>
               </w:rPr>
-              <w:t>FLTrust</w:t>
+              <w:t>FLTrust-style</w:t>
             </w:r>
           </w:p>
         </w:tc>
@@ -7422,7 +7422,7 @@
               <w:rPr>
                 <w:sz w:val="15"/>
               </w:rPr>
-              <w:t>FLTrust</w:t>
+              <w:t>FLTrust-style</w:t>
             </w:r>
           </w:p>
         </w:tc>
@@ -8519,7 +8519,7 @@
               <w:rPr>
                 <w:sz w:val="15"/>
               </w:rPr>
-              <w:t>vs FLTrust</w:t>
+              <w:t>vs FLTrust-style</w:t>
             </w:r>
           </w:p>
         </w:tc>
@@ -8858,7 +8858,7 @@
         <w:pStyle w:val="References"/>
       </w:pPr>
       <w:r>
-        <w:t>[10] Z. Cao, M. Fang, and N. Gong, "FLTrust: Byzantine-Robust Federated Learning via Trust Bootstrapping," Proc. NDSS, 2021.</w:t>
+        <w:t>[10] Z. Cao, M. Fang, and N. Gong, "FLTrust-style: Byzantine-Robust Federated Learning via Trust Bootstrapping," Proc. NDSS, 2021.</w:t>
       </w:r>
     </w:p>
     <w:p>
